--- a/Project notes.docx
+++ b/Project notes.docx
@@ -136,7 +136,15 @@
         <w:t xml:space="preserve">has been chosen to trace the conditions of SFGs. </w:t>
       </w:r>
       <w:r>
-        <w:t>NB: NIRSpec = Near IR Spectrograph, an instrument on JWST.</w:t>
+        <w:t xml:space="preserve">NB: </w:t>
+      </w:r>
+      <w:proofErr w:type="spellStart"/>
+      <w:r>
+        <w:t>NIRSpec</w:t>
+      </w:r>
+      <w:proofErr w:type="spellEnd"/>
+      <w:r>
+        <w:t xml:space="preserve"> = Near IR Spectrograph, an instrument on JWST.</w:t>
       </w:r>
       <w:r>
         <w:t xml:space="preserve"> Figures 3 &amp; 7 are the ones I should replicate for the project. </w:t>
@@ -241,7 +249,15 @@
     </w:p>
     <w:p>
       <w:r>
-        <w:t>I would like to see the .ipynb files that Dirk included in the Google Drive, so I am going to open Jupyter Notebooks with Anaconda. Anaconda is updating.</w:t>
+        <w:t>I would like to see the .</w:t>
+      </w:r>
+      <w:proofErr w:type="spellStart"/>
+      <w:r>
+        <w:t>ipynb</w:t>
+      </w:r>
+      <w:proofErr w:type="spellEnd"/>
+      <w:r>
+        <w:t xml:space="preserve"> files that Dirk included in the Google Drive, so I am going to open Jupyter Notebooks with Anaconda. Anaconda is updating.</w:t>
       </w:r>
       <w:r>
         <w:t xml:space="preserve"> Last time I updated Anaconda, there were so many synchronisation problems.</w:t>
@@ -254,7 +270,15 @@
     </w:p>
     <w:p>
       <w:r>
-        <w:t>Opened .ipynb files in Jupyter Notebook.</w:t>
+        <w:t>Opened .</w:t>
+      </w:r>
+      <w:proofErr w:type="spellStart"/>
+      <w:r>
+        <w:t>ipynb</w:t>
+      </w:r>
+      <w:proofErr w:type="spellEnd"/>
+      <w:r>
+        <w:t xml:space="preserve"> files in Jupyter Notebook.</w:t>
       </w:r>
     </w:p>
     <w:p>
@@ -287,7 +311,15 @@
     </w:p>
     <w:p>
       <w:r>
-        <w:t>From …/data/fluxcal_notes: “</w:t>
+        <w:t>From …/data/</w:t>
+      </w:r>
+      <w:proofErr w:type="spellStart"/>
+      <w:r>
+        <w:t>fluxcal_notes</w:t>
+      </w:r>
+      <w:proofErr w:type="spellEnd"/>
+      <w:r>
+        <w:t>: “</w:t>
       </w:r>
       <w:r>
         <w:t>There is a slight mismatch in some redshifts, please check the emission line catalogues for up-to-date redshifts.</w:t>
@@ -331,7 +363,15 @@
         <w:t xml:space="preserve">G140M, G235M, &amp; G395M </w:t>
       </w:r>
       <w:r>
-        <w:t xml:space="preserve">refer to NIRSpec dispersers. </w:t>
+        <w:t xml:space="preserve">refer to </w:t>
+      </w:r>
+      <w:proofErr w:type="spellStart"/>
+      <w:r>
+        <w:t>NIRSpec</w:t>
+      </w:r>
+      <w:proofErr w:type="spellEnd"/>
+      <w:r>
+        <w:t xml:space="preserve"> dispersers. </w:t>
       </w:r>
       <w:hyperlink r:id="rId4" w:anchor="gsc.tab=0" w:history="1">
         <w:r>
@@ -351,6 +391,24 @@
       </w:r>
       <w:r>
         <w:t xml:space="preserve"> </w:t>
+      </w:r>
+    </w:p>
+    <w:p>
+      <w:pPr>
+        <w:rPr>
+          <w:b/>
+          <w:bCs/>
+          <w:u w:val="single"/>
+        </w:rPr>
+      </w:pPr>
+      <w:r>
+        <w:rPr>
+          <w:b/>
+          <w:bCs/>
+          <w:u w:val="single"/>
+        </w:rPr>
+        <w:lastRenderedPageBreak/>
+        <w:t>Sunday 27/09/2026 7:30pm – 8:30pm</w:t>
       </w:r>
     </w:p>
     <w:p>
@@ -437,6 +495,24 @@
         <w:t xml:space="preserve"> </w:t>
       </w:r>
     </w:p>
+    <w:p>
+      <w:r>
+        <w:t>Setting up GitHub repository for project.</w:t>
+      </w:r>
+      <w:r>
+        <w:t xml:space="preserve"> When committing data files to </w:t>
+      </w:r>
+      <w:r>
+        <w:t>the repository, I get this “</w:t>
+      </w:r>
+      <w:r>
+        <w:t>warning: in the working copy of 'Google Drive/data/spec1d_fluxcal/spec1d_67833_g140m_final.txt', LF will be replaced by CRLF the next time Git touches it</w:t>
+      </w:r>
+      <w:r>
+        <w:t>” for every file. Check if this is OK with Dirk</w:t>
+      </w:r>
+    </w:p>
+    <w:p/>
     <w:p/>
     <w:p>
       <w:pPr>
